--- a/02_Assignments_and_Rubrics/TAS2O_Rubrics_Package.docx
+++ b/02_Assignments_and_Rubrics/TAS2O_Rubrics_Package.docx
@@ -1954,7 +1954,7 @@
                 <w:b w:val="0"/>
                 <w:sz w:val="12"/>
               </w:rPr>
-              <w:t>Identifies relevant risks and verifies AI-generated safety information with reasonable judgment.</w:t>
+              <w:t>Identifies relevant risks and verifies safety information with reasonable judgment.</w:t>
             </w:r>
           </w:p>
         </w:tc>

--- a/02_Assignments_and_Rubrics/TAS2O_Rubrics_Package.docx
+++ b/02_Assignments_and_Rubrics/TAS2O_Rubrics_Package.docx
@@ -753,7 +753,7 @@
                 <w:b w:val="0"/>
                 <w:sz w:val="16"/>
               </w:rPr>
-              <w:t>Design brief, user profile, sketches, CAD screenshots/files, prototype photo, testing notes, AI use log, iteration reflection.</w:t>
+              <w:t>Design brief, user profile, sketches, CAD screenshots/files, prototype photo, testing notes, use of approved AI tools log, iteration reflection.</w:t>
             </w:r>
           </w:p>
         </w:tc>
@@ -827,7 +827,7 @@
                 <w:b w:val="0"/>
                 <w:sz w:val="16"/>
               </w:rPr>
-              <w:t>Circuit/wiring plan, code or block program, working demo or simulation, debugging log, testing plan, safety notes, AI use log, reflection.</w:t>
+              <w:t>Circuit/wiring plan, code or block program, working demo or simulation, debugging log, testing plan, safety notes, use of approved AI tools log, reflection.</w:t>
             </w:r>
           </w:p>
         </w:tc>
@@ -975,7 +975,7 @@
                 <w:b w:val="0"/>
                 <w:sz w:val="16"/>
               </w:rPr>
-              <w:t>Portfolio sections, learning logs, photos/screenshots, AI use logs, revised work, teacher feedback responses, final course reflection.</w:t>
+              <w:t>Portfolio sections, learning logs, photos/screenshots, use of approved AI tools logs, revised work, teacher feedback responses, final course reflection.</w:t>
             </w:r>
           </w:p>
         </w:tc>
@@ -3321,7 +3321,7 @@
                 <w:b w:val="0"/>
                 <w:sz w:val="18"/>
               </w:rPr>
-              <w:t>Design brief, user profile, sketches, CAD screenshots/files, prototype photo, testing notes, AI use log, iteration reflection.</w:t>
+              <w:t>Design brief, user profile, sketches, CAD screenshots/files, prototype photo, testing notes, use of approved AI tools log, iteration reflection.</w:t>
             </w:r>
           </w:p>
         </w:tc>
@@ -4163,7 +4163,7 @@
                 <w:b w:val="0"/>
                 <w:sz w:val="18"/>
               </w:rPr>
-              <w:t>Circuit/wiring plan, code or block program, working demo or simulation, debugging log, testing plan, safety notes, AI use log, reflection.</w:t>
+              <w:t>Circuit/wiring plan, code or block program, working demo or simulation, debugging log, testing plan, safety notes, use of approved AI tools log, reflection.</w:t>
             </w:r>
           </w:p>
         </w:tc>
@@ -5769,7 +5769,7 @@
                 <w:b w:val="0"/>
                 <w:sz w:val="18"/>
               </w:rPr>
-              <w:t>Students maintain an ongoing portfolio documenting planning, safety, research, design decisions, testing evidence, AI use, teacher feedback, revisions, and reflections across the course.</w:t>
+              <w:t>Students maintain an ongoing portfolio documenting planning, safety, research, design decisions, testing evidence, use of approved AI tools, teacher feedback, revisions, and reflections across the course.</w:t>
             </w:r>
           </w:p>
         </w:tc>
@@ -5847,7 +5847,7 @@
                 <w:b w:val="0"/>
                 <w:sz w:val="18"/>
               </w:rPr>
-              <w:t>Portfolio sections, learning logs, photos/screenshots, AI use logs, revised work, teacher feedback responses, final course reflection.</w:t>
+              <w:t>Portfolio sections, learning logs, photos/screenshots, use of approved AI tools logs, revised work, teacher feedback responses, final course reflection.</w:t>
             </w:r>
           </w:p>
         </w:tc>
@@ -6326,7 +6326,7 @@
                 <w:b w:val="0"/>
                 <w:sz w:val="12"/>
               </w:rPr>
-              <w:t>AI use is undocumented or inappropriate; process evidence is incomplete.</w:t>
+              <w:t>use of approved AI tools is undocumented or inappropriate; process evidence is incomplete.</w:t>
             </w:r>
           </w:p>
         </w:tc>
@@ -6345,7 +6345,7 @@
                 <w:b w:val="0"/>
                 <w:sz w:val="12"/>
               </w:rPr>
-              <w:t>AI use is partly documented; process evidence is inconsistent.</w:t>
+              <w:t>use of approved AI tools is partly documented; process evidence is inconsistent.</w:t>
             </w:r>
           </w:p>
         </w:tc>
@@ -6364,7 +6364,7 @@
                 <w:b w:val="0"/>
                 <w:sz w:val="12"/>
               </w:rPr>
-              <w:t>AI use is documented responsibly and process evidence supports student learning.</w:t>
+              <w:t>use of approved AI tools is documented responsibly and process evidence supports student learning.</w:t>
             </w:r>
           </w:p>
         </w:tc>
@@ -6383,7 +6383,7 @@
                 <w:b w:val="0"/>
                 <w:sz w:val="12"/>
               </w:rPr>
-              <w:t>AI use is transparent, verified, ethically managed, and strongly connected to improved technical work.</w:t>
+              <w:t>use of approved AI tools is transparent, verified, ethically managed, and strongly connected to improved technical work.</w:t>
             </w:r>
           </w:p>
         </w:tc>
@@ -7106,7 +7106,7 @@
                 <w:b w:val="0"/>
                 <w:sz w:val="12"/>
               </w:rPr>
-              <w:t>Final portfolio/demo clearly communicates problem, process, evidence, AI use, and final solution.</w:t>
+              <w:t>Final portfolio/demo clearly communicates problem, process, evidence, use of approved AI tools, and final solution.</w:t>
             </w:r>
           </w:p>
         </w:tc>
@@ -7416,7 +7416,7 @@
         <w:t xml:space="preserve">Purpose: </w:t>
       </w:r>
       <w:r>
-        <w:t>This addendum can be attached to any major task when AI tools are used. It focuses on transparency, verification, academic integrity, and student understanding rather than rewarding AI use itself.</w:t>
+        <w:t>This addendum can be attached to any major task when AI tools are used. It focuses on transparency, verification, academic integrity, and student understanding rather than rewarding use of approved AI tools itself.</w:t>
       </w:r>
     </w:p>
     <w:tbl>
@@ -7587,7 +7587,7 @@
                 <w:b w:val="0"/>
                 <w:sz w:val="12"/>
               </w:rPr>
-              <w:t>AI use is missing, unclear, or not acknowledged.</w:t>
+              <w:t>use of approved AI tools is missing, unclear, or not acknowledged.</w:t>
             </w:r>
           </w:p>
         </w:tc>
@@ -7605,7 +7605,7 @@
                 <w:b w:val="0"/>
                 <w:sz w:val="12"/>
               </w:rPr>
-              <w:t>AI use is partly acknowledged but lacks detail.</w:t>
+              <w:t>use of approved AI tools is partly acknowledged but lacks detail.</w:t>
             </w:r>
           </w:p>
         </w:tc>
@@ -7623,7 +7623,7 @@
                 <w:b w:val="0"/>
                 <w:sz w:val="12"/>
               </w:rPr>
-              <w:t>AI use is clearly documented with prompts, outputs, and changes.</w:t>
+              <w:t>use of approved AI tools is clearly documented with prompts, outputs, and changes.</w:t>
             </w:r>
           </w:p>
         </w:tc>
@@ -7641,7 +7641,7 @@
                 <w:b w:val="0"/>
                 <w:sz w:val="12"/>
               </w:rPr>
-              <w:t>AI use is fully transparent, organized, and easy to audit.</w:t>
+              <w:t>use of approved AI tools is fully transparent, organized, and easy to audit.</w:t>
             </w:r>
           </w:p>
         </w:tc>
@@ -7716,7 +7716,7 @@
                 <w:b w:val="0"/>
                 <w:sz w:val="12"/>
               </w:rPr>
-              <w:t>AI output is checked against teacher instruction, reliable sources, or testing evidence.</w:t>
+              <w:t>AI output is checked against teacher instruction, reliable references, or testing evidence.</w:t>
             </w:r>
           </w:p>
         </w:tc>
@@ -7866,7 +7866,7 @@
                 <w:b w:val="0"/>
                 <w:sz w:val="12"/>
               </w:rPr>
-              <w:t>AI use replaces student work or violates task rules.</w:t>
+              <w:t>use of approved AI tools replaces student work or violates task rules.</w:t>
             </w:r>
           </w:p>
         </w:tc>
@@ -7884,7 +7884,7 @@
                 <w:b w:val="0"/>
                 <w:sz w:val="12"/>
               </w:rPr>
-              <w:t>AI use partially follows task rules but has gaps.</w:t>
+              <w:t>use of approved AI tools partially follows task rules but has gaps.</w:t>
             </w:r>
           </w:p>
         </w:tc>
@@ -7902,7 +7902,7 @@
                 <w:b w:val="0"/>
                 <w:sz w:val="12"/>
               </w:rPr>
-              <w:t>AI use follows task rules and supports student learning.</w:t>
+              <w:t>use of approved AI tools follows task rules and supports student learning.</w:t>
             </w:r>
           </w:p>
         </w:tc>
@@ -7920,7 +7920,7 @@
                 <w:b w:val="0"/>
                 <w:sz w:val="12"/>
               </w:rPr>
-              <w:t>AI use is ethical, well documented, and strengthens responsible learning habits.</w:t>
+              <w:t>use of approved AI tools is ethical, well documented, and strengthens responsible learning habits.</w:t>
             </w:r>
           </w:p>
         </w:tc>
@@ -7941,7 +7941,7 @@
     </w:p>
     <w:p>
       <w:r>
-        <w:t>Record evidence, not just scores.: Keep copies of rubrics, descriptive feedback, student work samples, photos/videos of prototypes, conference notes, safety observations, AI use logs, and revised work. Remove student names from inspection-facing samples unless consent or school procedure allows otherwise.</w:t>
+        <w:t>Record evidence, not just scores.: Keep copies of rubrics, descriptive feedback, student work samples, photos/videos of prototypes, conference notes, safety observations, use of approved AI tools logs, and revised work. Remove student names from inspection-facing samples unless consent or school procedure allows otherwise.</w:t>
       </w:r>
     </w:p>
     <w:p>
@@ -7974,7 +7974,7 @@
         <w:t xml:space="preserve">Do not give marks for AI itself.: </w:t>
       </w:r>
       <w:r>
-        <w:t>Marks should reflect curriculum expectations and student achievement. AI use may provide evidence of process, verification, revision, and communication, but does not replace student performance.</w:t>
+        <w:t>Marks should reflect curriculum expectations and student achievement. use of approved AI tools may provide evidence of process, verification, revision, and communication, but does not replace student performance.</w:t>
       </w:r>
     </w:p>
     <w:p>
